--- a/zcy/3.23-3.29张超毅学习周报.docx
+++ b/zcy/3.23-3.29张超毅学习周报.docx
@@ -1,6 +1,6 @@
 
 <file path=word/document.xml><?xml version="1.0" encoding="utf-8"?>
-<w:document xmlns:wpc="http://schemas.microsoft.com/office/word/2010/wordprocessingCanvas" xmlns:cx="http://schemas.microsoft.com/office/drawing/2014/chartex" xmlns:cx1="http://schemas.microsoft.com/office/drawing/2015/9/8/chartex" xmlns:cx2="http://schemas.microsoft.com/office/drawing/2015/10/21/chartex" xmlns:cx3="http://schemas.microsoft.com/office/drawing/2016/5/9/chartex" xmlns:cx4="http://schemas.microsoft.com/office/drawing/2016/5/10/chartex" xmlns:cx5="http://schemas.microsoft.com/office/drawing/2016/5/11/chartex" xmlns:cx6="http://schemas.microsoft.com/office/drawing/2016/5/12/chartex" xmlns:cx7="http://schemas.microsoft.com/office/drawing/2016/5/13/chartex" xmlns:cx8="http://schemas.microsoft.com/office/drawing/2016/5/14/chartex" xmlns:mc="http://schemas.openxmlformats.org/markup-compatibility/2006" xmlns:aink="http://schemas.microsoft.com/office/drawing/2016/ink" xmlns:am3d="http://schemas.microsoft.com/office/drawing/2017/model3d" xmlns:o="urn:schemas-microsoft-com:office:office" xmlns:oel="http://schemas.microsoft.com/office/2019/extlst" xmlns:r="http://schemas.openxmlformats.org/officeDocument/2006/relationships" xmlns:m="http://schemas.openxmlformats.org/officeDocument/2006/math" xmlns:v="urn:schemas-microsoft-com:vml" xmlns:wp14="http://schemas.microsoft.com/office/word/2010/wordprocessingDrawing" xmlns:wp="http://schemas.openxmlformats.org/drawingml/2006/wordprocessingDrawing" xmlns:w10="urn:schemas-microsoft-com:office:word" xmlns:w="http://schemas.openxmlformats.org/wordprocessingml/2006/main" xmlns:w14="http://schemas.microsoft.com/office/word/2010/wordml" xmlns:w15="http://schemas.microsoft.com/office/word/2012/wordml" xmlns:w16cex="http://schemas.microsoft.com/office/word/2018/wordml/cex" xmlns:w16cid="http://schemas.microsoft.com/office/word/2016/wordml/cid" xmlns:w16="http://schemas.microsoft.com/office/word/2018/wordml" xmlns:w16sdtdh="http://schemas.microsoft.com/office/word/2020/wordml/sdtdatahash" xmlns:w16se="http://schemas.microsoft.com/office/word/2015/wordml/symex" xmlns:wpg="http://schemas.microsoft.com/office/word/2010/wordprocessingGroup" xmlns:wpi="http://schemas.microsoft.com/office/word/2010/wordprocessingInk" xmlns:wne="http://schemas.microsoft.com/office/word/2006/wordml" xmlns:wps="http://schemas.microsoft.com/office/word/2010/wordprocessingShape" mc:Ignorable="w14 w15 w16se w16cid w16 w16cex w16sdtdh wp14">
+<w:document xmlns:wpc="http://schemas.microsoft.com/office/word/2010/wordprocessingCanvas" xmlns:cx="http://schemas.microsoft.com/office/drawing/2014/chartex" xmlns:cx1="http://schemas.microsoft.com/office/drawing/2015/9/8/chartex" xmlns:cx2="http://schemas.microsoft.com/office/drawing/2015/10/21/chartex" xmlns:cx3="http://schemas.microsoft.com/office/drawing/2016/5/9/chartex" xmlns:cx4="http://schemas.microsoft.com/office/drawing/2016/5/10/chartex" xmlns:cx5="http://schemas.microsoft.com/office/drawing/2016/5/11/chartex" xmlns:cx6="http://schemas.microsoft.com/office/drawing/2016/5/12/chartex" xmlns:cx7="http://schemas.microsoft.com/office/drawing/2016/5/13/chartex" xmlns:cx8="http://schemas.microsoft.com/office/drawing/2016/5/14/chartex" xmlns:mc="http://schemas.openxmlformats.org/markup-compatibility/2006" xmlns:aink="http://schemas.microsoft.com/office/drawing/2016/ink" xmlns:am3d="http://schemas.microsoft.com/office/drawing/2017/model3d" xmlns:o="urn:schemas-microsoft-com:office:office" xmlns:oel="http://schemas.microsoft.com/office/2019/extlst" xmlns:r="http://schemas.openxmlformats.org/officeDocument/2006/relationships" xmlns:m="http://schemas.openxmlformats.org/officeDocument/2006/math" xmlns:v="urn:schemas-microsoft-com:vml" xmlns:wp14="http://schemas.microsoft.com/office/word/2010/wordprocessingDrawing" xmlns:wp="http://schemas.openxmlformats.org/drawingml/2006/wordprocessingDrawing" xmlns:w10="urn:schemas-microsoft-com:office:word" xmlns:w="http://schemas.openxmlformats.org/wordprocessingml/2006/main" xmlns:w14="http://schemas.microsoft.com/office/word/2010/wordml" xmlns:w15="http://schemas.microsoft.com/office/word/2012/wordml" xmlns:w16cex="http://schemas.microsoft.com/office/word/2018/wordml/cex" xmlns:w16cid="http://schemas.microsoft.com/office/word/2016/wordml/cid" xmlns:w16="http://schemas.microsoft.com/office/word/2018/wordml" xmlns:w16du="http://schemas.microsoft.com/office/word/2023/wordml/word16du" xmlns:w16sdtdh="http://schemas.microsoft.com/office/word/2020/wordml/sdtdatahash" xmlns:w16sdtfl="http://schemas.microsoft.com/office/word/2024/wordml/sdtformatlock" xmlns:w16se="http://schemas.microsoft.com/office/word/2015/wordml/symex" xmlns:wpg="http://schemas.microsoft.com/office/word/2010/wordprocessingGroup" xmlns:wpi="http://schemas.microsoft.com/office/word/2010/wordprocessingInk" xmlns:wne="http://schemas.microsoft.com/office/word/2006/wordml" xmlns:wps="http://schemas.microsoft.com/office/word/2010/wordprocessingShape" mc:Ignorable="w14 w15 w16se w16cid w16 w16cex w16sdtdh w16sdtfl w16du wp14">
   <w:body>
     <w:p>
       <w:pPr>
@@ -554,6 +554,7 @@
           <w:bCs/>
         </w:rPr>
       </w:pPr>
+      <w:commentRangeStart w:id="0"/>
       <w:r>
         <w:rPr>
           <w:rFonts w:hint="eastAsia"/>
@@ -578,6 +579,18 @@
         </w:rPr>
         <w:t>具体的代码实现，我打算最近扒一下。</w:t>
       </w:r>
+      <w:commentRangeEnd w:id="0"/>
+      <w:r>
+        <w:rPr>
+          <w:rStyle w:val="af5"/>
+          <w:rFonts w:hint="eastAsia"/>
+          <w:b/>
+          <w:bCs/>
+          <w:sz w:val="22"/>
+          <w:szCs w:val="24"/>
+        </w:rPr>
+        <w:commentReference w:id="0"/>
+      </w:r>
     </w:p>
     <w:p>
       <w:pPr>
@@ -894,6 +907,11 @@
       </w:r>
     </w:p>
     <w:p>
+      <w:pPr>
+        <w:rPr>
+          <w:rFonts w:hint="eastAsia"/>
+        </w:rPr>
+      </w:pPr>
       <w:r>
         <w:rPr>
           <w:rFonts w:hint="eastAsia"/>
@@ -908,6 +926,11 @@
       </w:r>
     </w:p>
     <w:p>
+      <w:pPr>
+        <w:rPr>
+          <w:rFonts w:hint="eastAsia"/>
+        </w:rPr>
+      </w:pPr>
       <w:r>
         <w:rPr>
           <w:rFonts w:hint="eastAsia"/>
@@ -930,6 +953,11 @@
       </w:r>
     </w:p>
     <w:p>
+      <w:pPr>
+        <w:rPr>
+          <w:rFonts w:hint="eastAsia"/>
+        </w:rPr>
+      </w:pPr>
       <w:r>
         <w:rPr>
           <w:rFonts w:hint="eastAsia"/>
@@ -962,6 +990,11 @@
       </w:r>
     </w:p>
     <w:p>
+      <w:pPr>
+        <w:rPr>
+          <w:rFonts w:hint="eastAsia"/>
+        </w:rPr>
+      </w:pPr>
       <w:r>
         <w:rPr>
           <w:rFonts w:hint="eastAsia"/>
@@ -976,6 +1009,11 @@
       </w:r>
     </w:p>
     <w:p>
+      <w:pPr>
+        <w:rPr>
+          <w:rFonts w:hint="eastAsia"/>
+        </w:rPr>
+      </w:pPr>
       <w:r>
         <w:rPr>
           <w:rFonts w:hint="eastAsia"/>
@@ -984,6 +1022,11 @@
       </w:r>
     </w:p>
     <w:p>
+      <w:pPr>
+        <w:rPr>
+          <w:rFonts w:hint="eastAsia"/>
+        </w:rPr>
+      </w:pPr>
       <w:r>
         <w:rPr>
           <w:rFonts w:hint="eastAsia"/>
@@ -992,6 +1035,11 @@
       </w:r>
     </w:p>
     <w:p>
+      <w:pPr>
+        <w:rPr>
+          <w:rFonts w:hint="eastAsia"/>
+        </w:rPr>
+      </w:pPr>
       <w:r>
         <w:rPr>
           <w:rFonts w:hint="eastAsia"/>
@@ -1000,6 +1048,11 @@
       </w:r>
     </w:p>
     <w:p>
+      <w:pPr>
+        <w:rPr>
+          <w:rFonts w:hint="eastAsia"/>
+        </w:rPr>
+      </w:pPr>
       <w:r>
         <w:rPr>
           <w:rFonts w:hint="eastAsia"/>
@@ -1033,6 +1086,9 @@
         </w:rPr>
       </w:pPr>
       <w:r>
+        <w:rPr>
+          <w:noProof/>
+        </w:rPr>
         <w:drawing>
           <wp:inline distT="0" distB="0" distL="0" distR="0" wp14:anchorId="0B99A515" wp14:editId="23312EEF">
             <wp:extent cx="2090409" cy="1963003"/>
@@ -1049,7 +1105,7 @@
                     <pic:cNvPicPr/>
                   </pic:nvPicPr>
                   <pic:blipFill>
-                    <a:blip r:embed="rId5"/>
+                    <a:blip r:embed="rId11"/>
                     <a:stretch>
                       <a:fillRect/>
                     </a:stretch>
@@ -1080,8 +1136,113 @@
 </w:document>
 </file>
 
+<file path=word/comments.xml><?xml version="1.0" encoding="utf-8"?>
+<w:comments xmlns:wpc="http://schemas.microsoft.com/office/word/2010/wordprocessingCanvas" xmlns:cx="http://schemas.microsoft.com/office/drawing/2014/chartex" xmlns:cx1="http://schemas.microsoft.com/office/drawing/2015/9/8/chartex" xmlns:cx2="http://schemas.microsoft.com/office/drawing/2015/10/21/chartex" xmlns:cx3="http://schemas.microsoft.com/office/drawing/2016/5/9/chartex" xmlns:cx4="http://schemas.microsoft.com/office/drawing/2016/5/10/chartex" xmlns:cx5="http://schemas.microsoft.com/office/drawing/2016/5/11/chartex" xmlns:cx6="http://schemas.microsoft.com/office/drawing/2016/5/12/chartex" xmlns:cx7="http://schemas.microsoft.com/office/drawing/2016/5/13/chartex" xmlns:cx8="http://schemas.microsoft.com/office/drawing/2016/5/14/chartex" xmlns:mc="http://schemas.openxmlformats.org/markup-compatibility/2006" xmlns:aink="http://schemas.microsoft.com/office/drawing/2016/ink" xmlns:am3d="http://schemas.microsoft.com/office/drawing/2017/model3d" xmlns:o="urn:schemas-microsoft-com:office:office" xmlns:oel="http://schemas.microsoft.com/office/2019/extlst" xmlns:r="http://schemas.openxmlformats.org/officeDocument/2006/relationships" xmlns:m="http://schemas.openxmlformats.org/officeDocument/2006/math" xmlns:v="urn:schemas-microsoft-com:vml" xmlns:wp14="http://schemas.microsoft.com/office/word/2010/wordprocessingDrawing" xmlns:wp="http://schemas.openxmlformats.org/drawingml/2006/wordprocessingDrawing" xmlns:w10="urn:schemas-microsoft-com:office:word" xmlns:w="http://schemas.openxmlformats.org/wordprocessingml/2006/main" xmlns:w14="http://schemas.microsoft.com/office/word/2010/wordml" xmlns:w15="http://schemas.microsoft.com/office/word/2012/wordml" xmlns:w16cex="http://schemas.microsoft.com/office/word/2018/wordml/cex" xmlns:w16cid="http://schemas.microsoft.com/office/word/2016/wordml/cid" xmlns:w16="http://schemas.microsoft.com/office/word/2018/wordml" xmlns:w16du="http://schemas.microsoft.com/office/word/2023/wordml/word16du" xmlns:w16sdtdh="http://schemas.microsoft.com/office/word/2020/wordml/sdtdatahash" xmlns:w16sdtfl="http://schemas.microsoft.com/office/word/2024/wordml/sdtformatlock" xmlns:w16se="http://schemas.microsoft.com/office/word/2015/wordml/symex" xmlns:wpg="http://schemas.microsoft.com/office/word/2010/wordprocessingGroup" xmlns:wpi="http://schemas.microsoft.com/office/word/2010/wordprocessingInk" xmlns:wne="http://schemas.microsoft.com/office/word/2006/wordml" xmlns:wps="http://schemas.microsoft.com/office/word/2010/wordprocessingShape" mc:Ignorable="w14 w15 w16se w16cid w16 w16cex w16sdtdh w16sdtfl w16du wp14">
+  <w:comment w:id="0" w:author="毅 周" w:date="2026-03-29T19:42:00Z" w:initials="毅周">
+    <w:p>
+      <w:pPr>
+        <w:pStyle w:val="af6"/>
+      </w:pPr>
+      <w:r>
+        <w:rPr>
+          <w:rStyle w:val="af5"/>
+          <w:rFonts w:hint="eastAsia"/>
+        </w:rPr>
+        <w:annotationRef/>
+      </w:r>
+      <w:r>
+        <w:rPr>
+          <w:rFonts w:hint="eastAsia"/>
+        </w:rPr>
+        <w:t>可以扒一下具体实现，整个image generation的demo练练手</w:t>
+      </w:r>
+    </w:p>
+  </w:comment>
+</w:comments>
+</file>
+
+<file path=word/commentsExtended.xml><?xml version="1.0" encoding="utf-8"?>
+<w15:commentsEx xmlns:wpc="http://schemas.microsoft.com/office/word/2010/wordprocessingCanvas" xmlns:cx="http://schemas.microsoft.com/office/drawing/2014/chartex" xmlns:cx1="http://schemas.microsoft.com/office/drawing/2015/9/8/chartex" xmlns:cx2="http://schemas.microsoft.com/office/drawing/2015/10/21/chartex" xmlns:cx3="http://schemas.microsoft.com/office/drawing/2016/5/9/chartex" xmlns:cx4="http://schemas.microsoft.com/office/drawing/2016/5/10/chartex" xmlns:cx5="http://schemas.microsoft.com/office/drawing/2016/5/11/chartex" xmlns:cx6="http://schemas.microsoft.com/office/drawing/2016/5/12/chartex" xmlns:cx7="http://schemas.microsoft.com/office/drawing/2016/5/13/chartex" xmlns:cx8="http://schemas.microsoft.com/office/drawing/2016/5/14/chartex" xmlns:mc="http://schemas.openxmlformats.org/markup-compatibility/2006" xmlns:aink="http://schemas.microsoft.com/office/drawing/2016/ink" xmlns:am3d="http://schemas.microsoft.com/office/drawing/2017/model3d" xmlns:o="urn:schemas-microsoft-com:office:office" xmlns:oel="http://schemas.microsoft.com/office/2019/extlst" xmlns:r="http://schemas.openxmlformats.org/officeDocument/2006/relationships" xmlns:m="http://schemas.openxmlformats.org/officeDocument/2006/math" xmlns:v="urn:schemas-microsoft-com:vml" xmlns:wp14="http://schemas.microsoft.com/office/word/2010/wordprocessingDrawing" xmlns:wp="http://schemas.openxmlformats.org/drawingml/2006/wordprocessingDrawing" xmlns:w10="urn:schemas-microsoft-com:office:word" xmlns:w="http://schemas.openxmlformats.org/wordprocessingml/2006/main" xmlns:w14="http://schemas.microsoft.com/office/word/2010/wordml" xmlns:w15="http://schemas.microsoft.com/office/word/2012/wordml" xmlns:w16cex="http://schemas.microsoft.com/office/word/2018/wordml/cex" xmlns:w16cid="http://schemas.microsoft.com/office/word/2016/wordml/cid" xmlns:w16="http://schemas.microsoft.com/office/word/2018/wordml" xmlns:w16du="http://schemas.microsoft.com/office/word/2023/wordml/word16du" xmlns:w16sdtdh="http://schemas.microsoft.com/office/word/2020/wordml/sdtdatahash" xmlns:w16sdtfl="http://schemas.microsoft.com/office/word/2024/wordml/sdtformatlock" xmlns:w16se="http://schemas.microsoft.com/office/word/2015/wordml/symex" xmlns:wpg="http://schemas.microsoft.com/office/word/2010/wordprocessingGroup" xmlns:wpi="http://schemas.microsoft.com/office/word/2010/wordprocessingInk" xmlns:wne="http://schemas.microsoft.com/office/word/2006/wordml" xmlns:wps="http://schemas.microsoft.com/office/word/2010/wordprocessingShape" mc:Ignorable="w14 w15 w16se w16cid w16 w16cex w16sdtdh w16sdtfl w16du wp14">
+  <w15:commentEx w15:paraId="0FCB4A37" w15:done="0"/>
+</w15:commentsEx>
+</file>
+
+<file path=word/commentsExtensible.xml><?xml version="1.0" encoding="utf-8"?>
+<w16cex:commentsExtensible xmlns:wpc="http://schemas.microsoft.com/office/word/2010/wordprocessingCanvas" xmlns:cx="http://schemas.microsoft.com/office/drawing/2014/chartex" xmlns:cx1="http://schemas.microsoft.com/office/drawing/2015/9/8/chartex" xmlns:cx2="http://schemas.microsoft.com/office/drawing/2015/10/21/chartex" xmlns:cx3="http://schemas.microsoft.com/office/drawing/2016/5/9/chartex" xmlns:cx4="http://schemas.microsoft.com/office/drawing/2016/5/10/chartex" xmlns:cx5="http://schemas.microsoft.com/office/drawing/2016/5/11/chartex" xmlns:cx6="http://schemas.microsoft.com/office/drawing/2016/5/12/chartex" xmlns:cx7="http://schemas.microsoft.com/office/drawing/2016/5/13/chartex" xmlns:cx8="http://schemas.microsoft.com/office/drawing/2016/5/14/chartex" xmlns:cr="http://schemas.microsoft.com/office/comments/2020/reactions" xmlns:mc="http://schemas.openxmlformats.org/markup-compatibility/2006" xmlns:aink="http://schemas.microsoft.com/office/drawing/2016/ink" xmlns:am3d="http://schemas.microsoft.com/office/drawing/2017/model3d" xmlns:o="urn:schemas-microsoft-com:office:office" xmlns:oel="http://schemas.microsoft.com/office/2019/extlst" xmlns:r="http://schemas.openxmlformats.org/officeDocument/2006/relationships" xmlns:m="http://schemas.openxmlformats.org/officeDocument/2006/math" xmlns:v="urn:schemas-microsoft-com:vml" xmlns:wp14="http://schemas.microsoft.com/office/word/2010/wordprocessingDrawing" xmlns:wp="http://schemas.openxmlformats.org/drawingml/2006/wordprocessingDrawing" xmlns:w10="urn:schemas-microsoft-com:office:word" xmlns:w="http://schemas.openxmlformats.org/wordprocessingml/2006/main" xmlns:w14="http://schemas.microsoft.com/office/word/2010/wordml" xmlns:w15="http://schemas.microsoft.com/office/word/2012/wordml" xmlns:w16cex="http://schemas.microsoft.com/office/word/2018/wordml/cex" xmlns:w16cid="http://schemas.microsoft.com/office/word/2016/wordml/cid" xmlns:w16="http://schemas.microsoft.com/office/word/2018/wordml" xmlns:w16du="http://schemas.microsoft.com/office/word/2023/wordml/word16du" xmlns:w16sdtdh="http://schemas.microsoft.com/office/word/2020/wordml/sdtdatahash" xmlns:w16sdtfl="http://schemas.microsoft.com/office/word/2024/wordml/sdtformatlock" xmlns:w16se="http://schemas.microsoft.com/office/word/2015/wordml/symex" xmlns:wpg="http://schemas.microsoft.com/office/word/2010/wordprocessingGroup" xmlns:wpi="http://schemas.microsoft.com/office/word/2010/wordprocessingInk" xmlns:wne="http://schemas.microsoft.com/office/word/2006/wordml" xmlns:wps="http://schemas.microsoft.com/office/word/2010/wordprocessingShape" mc:Ignorable="w14 w15 w16se w16cid w16 w16cex w16sdtdh w16sdtfl cr w16du wp14">
+  <w16cex:commentExtensible w16cex:durableId="6B27F993" w16cex:dateUtc="2026-03-29T11:42:00Z"/>
+</w16cex:commentsExtensible>
+</file>
+
+<file path=word/commentsIds.xml><?xml version="1.0" encoding="utf-8"?>
+<w16cid:commentsIds xmlns:wpc="http://schemas.microsoft.com/office/word/2010/wordprocessingCanvas" xmlns:cx="http://schemas.microsoft.com/office/drawing/2014/chartex" xmlns:cx1="http://schemas.microsoft.com/office/drawing/2015/9/8/chartex" xmlns:cx2="http://schemas.microsoft.com/office/drawing/2015/10/21/chartex" xmlns:cx3="http://schemas.microsoft.com/office/drawing/2016/5/9/chartex" xmlns:cx4="http://schemas.microsoft.com/office/drawing/2016/5/10/chartex" xmlns:cx5="http://schemas.microsoft.com/office/drawing/2016/5/11/chartex" xmlns:cx6="http://schemas.microsoft.com/office/drawing/2016/5/12/chartex" xmlns:cx7="http://schemas.microsoft.com/office/drawing/2016/5/13/chartex" xmlns:cx8="http://schemas.microsoft.com/office/drawing/2016/5/14/chartex" xmlns:mc="http://schemas.openxmlformats.org/markup-compatibility/2006" xmlns:aink="http://schemas.microsoft.com/office/drawing/2016/ink" xmlns:am3d="http://schemas.microsoft.com/office/drawing/2017/model3d" xmlns:o="urn:schemas-microsoft-com:office:office" xmlns:oel="http://schemas.microsoft.com/office/2019/extlst" xmlns:r="http://schemas.openxmlformats.org/officeDocument/2006/relationships" xmlns:m="http://schemas.openxmlformats.org/officeDocument/2006/math" xmlns:v="urn:schemas-microsoft-com:vml" xmlns:wp14="http://schemas.microsoft.com/office/word/2010/wordprocessingDrawing" xmlns:wp="http://schemas.openxmlformats.org/drawingml/2006/wordprocessingDrawing" xmlns:w10="urn:schemas-microsoft-com:office:word" xmlns:w="http://schemas.openxmlformats.org/wordprocessingml/2006/main" xmlns:w14="http://schemas.microsoft.com/office/word/2010/wordml" xmlns:w15="http://schemas.microsoft.com/office/word/2012/wordml" xmlns:w16cex="http://schemas.microsoft.com/office/word/2018/wordml/cex" xmlns:w16cid="http://schemas.microsoft.com/office/word/2016/wordml/cid" xmlns:w16="http://schemas.microsoft.com/office/word/2018/wordml" xmlns:w16du="http://schemas.microsoft.com/office/word/2023/wordml/word16du" xmlns:w16sdtdh="http://schemas.microsoft.com/office/word/2020/wordml/sdtdatahash" xmlns:w16sdtfl="http://schemas.microsoft.com/office/word/2024/wordml/sdtformatlock" xmlns:w16se="http://schemas.microsoft.com/office/word/2015/wordml/symex" xmlns:wpg="http://schemas.microsoft.com/office/word/2010/wordprocessingGroup" xmlns:wpi="http://schemas.microsoft.com/office/word/2010/wordprocessingInk" xmlns:wne="http://schemas.microsoft.com/office/word/2006/wordml" xmlns:wps="http://schemas.microsoft.com/office/word/2010/wordprocessingShape" mc:Ignorable="w14 w15 w16se w16cid w16 w16cex w16sdtdh w16sdtfl w16du wp14">
+  <w16cid:commentId w16cid:paraId="0FCB4A37" w16cid:durableId="6B27F993"/>
+</w16cid:commentsIds>
+</file>
+
+<file path=word/endnotes.xml><?xml version="1.0" encoding="utf-8"?>
+<w:endnotes xmlns:wpc="http://schemas.microsoft.com/office/word/2010/wordprocessingCanvas" xmlns:cx="http://schemas.microsoft.com/office/drawing/2014/chartex" xmlns:cx1="http://schemas.microsoft.com/office/drawing/2015/9/8/chartex" xmlns:cx2="http://schemas.microsoft.com/office/drawing/2015/10/21/chartex" xmlns:cx3="http://schemas.microsoft.com/office/drawing/2016/5/9/chartex" xmlns:cx4="http://schemas.microsoft.com/office/drawing/2016/5/10/chartex" xmlns:cx5="http://schemas.microsoft.com/office/drawing/2016/5/11/chartex" xmlns:cx6="http://schemas.microsoft.com/office/drawing/2016/5/12/chartex" xmlns:cx7="http://schemas.microsoft.com/office/drawing/2016/5/13/chartex" xmlns:cx8="http://schemas.microsoft.com/office/drawing/2016/5/14/chartex" xmlns:mc="http://schemas.openxmlformats.org/markup-compatibility/2006" xmlns:aink="http://schemas.microsoft.com/office/drawing/2016/ink" xmlns:am3d="http://schemas.microsoft.com/office/drawing/2017/model3d" xmlns:o="urn:schemas-microsoft-com:office:office" xmlns:oel="http://schemas.microsoft.com/office/2019/extlst" xmlns:r="http://schemas.openxmlformats.org/officeDocument/2006/relationships" xmlns:m="http://schemas.openxmlformats.org/officeDocument/2006/math" xmlns:v="urn:schemas-microsoft-com:vml" xmlns:wp14="http://schemas.microsoft.com/office/word/2010/wordprocessingDrawing" xmlns:wp="http://schemas.openxmlformats.org/drawingml/2006/wordprocessingDrawing" xmlns:w10="urn:schemas-microsoft-com:office:word" xmlns:w="http://schemas.openxmlformats.org/wordprocessingml/2006/main" xmlns:w14="http://schemas.microsoft.com/office/word/2010/wordml" xmlns:w15="http://schemas.microsoft.com/office/word/2012/wordml" xmlns:w16cex="http://schemas.microsoft.com/office/word/2018/wordml/cex" xmlns:w16cid="http://schemas.microsoft.com/office/word/2016/wordml/cid" xmlns:w16="http://schemas.microsoft.com/office/word/2018/wordml" xmlns:w16du="http://schemas.microsoft.com/office/word/2023/wordml/word16du" xmlns:w16sdtdh="http://schemas.microsoft.com/office/word/2020/wordml/sdtdatahash" xmlns:w16sdtfl="http://schemas.microsoft.com/office/word/2024/wordml/sdtformatlock" xmlns:w16se="http://schemas.microsoft.com/office/word/2015/wordml/symex" xmlns:wpg="http://schemas.microsoft.com/office/word/2010/wordprocessingGroup" xmlns:wpi="http://schemas.microsoft.com/office/word/2010/wordprocessingInk" xmlns:wne="http://schemas.microsoft.com/office/word/2006/wordml" xmlns:wps="http://schemas.microsoft.com/office/word/2010/wordprocessingShape" mc:Ignorable="w14 w15 w16se w16cid w16 w16cex w16sdtdh w16sdtfl w16du wp14">
+  <w:endnote w:type="separator" w:id="-1">
+    <w:p>
+      <w:pPr>
+        <w:spacing w:after="0" w:line="240" w:lineRule="auto"/>
+        <w:rPr>
+          <w:rFonts w:hint="eastAsia"/>
+        </w:rPr>
+      </w:pPr>
+      <w:r>
+        <w:separator/>
+      </w:r>
+    </w:p>
+  </w:endnote>
+  <w:endnote w:type="continuationSeparator" w:id="0">
+    <w:p>
+      <w:pPr>
+        <w:spacing w:after="0" w:line="240" w:lineRule="auto"/>
+        <w:rPr>
+          <w:rFonts w:hint="eastAsia"/>
+        </w:rPr>
+      </w:pPr>
+      <w:r>
+        <w:continuationSeparator/>
+      </w:r>
+    </w:p>
+  </w:endnote>
+</w:endnotes>
+</file>
+
+<file path=word/footnotes.xml><?xml version="1.0" encoding="utf-8"?>
+<w:footnotes xmlns:wpc="http://schemas.microsoft.com/office/word/2010/wordprocessingCanvas" xmlns:cx="http://schemas.microsoft.com/office/drawing/2014/chartex" xmlns:cx1="http://schemas.microsoft.com/office/drawing/2015/9/8/chartex" xmlns:cx2="http://schemas.microsoft.com/office/drawing/2015/10/21/chartex" xmlns:cx3="http://schemas.microsoft.com/office/drawing/2016/5/9/chartex" xmlns:cx4="http://schemas.microsoft.com/office/drawing/2016/5/10/chartex" xmlns:cx5="http://schemas.microsoft.com/office/drawing/2016/5/11/chartex" xmlns:cx6="http://schemas.microsoft.com/office/drawing/2016/5/12/chartex" xmlns:cx7="http://schemas.microsoft.com/office/drawing/2016/5/13/chartex" xmlns:cx8="http://schemas.microsoft.com/office/drawing/2016/5/14/chartex" xmlns:mc="http://schemas.openxmlformats.org/markup-compatibility/2006" xmlns:aink="http://schemas.microsoft.com/office/drawing/2016/ink" xmlns:am3d="http://schemas.microsoft.com/office/drawing/2017/model3d" xmlns:o="urn:schemas-microsoft-com:office:office" xmlns:oel="http://schemas.microsoft.com/office/2019/extlst" xmlns:r="http://schemas.openxmlformats.org/officeDocument/2006/relationships" xmlns:m="http://schemas.openxmlformats.org/officeDocument/2006/math" xmlns:v="urn:schemas-microsoft-com:vml" xmlns:wp14="http://schemas.microsoft.com/office/word/2010/wordprocessingDrawing" xmlns:wp="http://schemas.openxmlformats.org/drawingml/2006/wordprocessingDrawing" xmlns:w10="urn:schemas-microsoft-com:office:word" xmlns:w="http://schemas.openxmlformats.org/wordprocessingml/2006/main" xmlns:w14="http://schemas.microsoft.com/office/word/2010/wordml" xmlns:w15="http://schemas.microsoft.com/office/word/2012/wordml" xmlns:w16cex="http://schemas.microsoft.com/office/word/2018/wordml/cex" xmlns:w16cid="http://schemas.microsoft.com/office/word/2016/wordml/cid" xmlns:w16="http://schemas.microsoft.com/office/word/2018/wordml" xmlns:w16du="http://schemas.microsoft.com/office/word/2023/wordml/word16du" xmlns:w16sdtdh="http://schemas.microsoft.com/office/word/2020/wordml/sdtdatahash" xmlns:w16sdtfl="http://schemas.microsoft.com/office/word/2024/wordml/sdtformatlock" xmlns:w16se="http://schemas.microsoft.com/office/word/2015/wordml/symex" xmlns:wpg="http://schemas.microsoft.com/office/word/2010/wordprocessingGroup" xmlns:wpi="http://schemas.microsoft.com/office/word/2010/wordprocessingInk" xmlns:wne="http://schemas.microsoft.com/office/word/2006/wordml" xmlns:wps="http://schemas.microsoft.com/office/word/2010/wordprocessingShape" mc:Ignorable="w14 w15 w16se w16cid w16 w16cex w16sdtdh w16sdtfl w16du wp14">
+  <w:footnote w:type="separator" w:id="-1">
+    <w:p>
+      <w:pPr>
+        <w:spacing w:after="0" w:line="240" w:lineRule="auto"/>
+        <w:rPr>
+          <w:rFonts w:hint="eastAsia"/>
+        </w:rPr>
+      </w:pPr>
+      <w:r>
+        <w:separator/>
+      </w:r>
+    </w:p>
+  </w:footnote>
+  <w:footnote w:type="continuationSeparator" w:id="0">
+    <w:p>
+      <w:pPr>
+        <w:spacing w:after="0" w:line="240" w:lineRule="auto"/>
+        <w:rPr>
+          <w:rFonts w:hint="eastAsia"/>
+        </w:rPr>
+      </w:pPr>
+      <w:r>
+        <w:continuationSeparator/>
+      </w:r>
+    </w:p>
+  </w:footnote>
+</w:footnotes>
+</file>
+
 <file path=word/numbering.xml><?xml version="1.0" encoding="utf-8"?>
-<w:numbering xmlns:wpc="http://schemas.microsoft.com/office/word/2010/wordprocessingCanvas" xmlns:cx="http://schemas.microsoft.com/office/drawing/2014/chartex" xmlns:cx1="http://schemas.microsoft.com/office/drawing/2015/9/8/chartex" xmlns:cx2="http://schemas.microsoft.com/office/drawing/2015/10/21/chartex" xmlns:cx3="http://schemas.microsoft.com/office/drawing/2016/5/9/chartex" xmlns:cx4="http://schemas.microsoft.com/office/drawing/2016/5/10/chartex" xmlns:cx5="http://schemas.microsoft.com/office/drawing/2016/5/11/chartex" xmlns:cx6="http://schemas.microsoft.com/office/drawing/2016/5/12/chartex" xmlns:cx7="http://schemas.microsoft.com/office/drawing/2016/5/13/chartex" xmlns:cx8="http://schemas.microsoft.com/office/drawing/2016/5/14/chartex" xmlns:mc="http://schemas.openxmlformats.org/markup-compatibility/2006" xmlns:aink="http://schemas.microsoft.com/office/drawing/2016/ink" xmlns:am3d="http://schemas.microsoft.com/office/drawing/2017/model3d" xmlns:o="urn:schemas-microsoft-com:office:office" xmlns:oel="http://schemas.microsoft.com/office/2019/extlst" xmlns:r="http://schemas.openxmlformats.org/officeDocument/2006/relationships" xmlns:m="http://schemas.openxmlformats.org/officeDocument/2006/math" xmlns:v="urn:schemas-microsoft-com:vml" xmlns:wp14="http://schemas.microsoft.com/office/word/2010/wordprocessingDrawing" xmlns:wp="http://schemas.openxmlformats.org/drawingml/2006/wordprocessingDrawing" xmlns:w10="urn:schemas-microsoft-com:office:word" xmlns:w="http://schemas.openxmlformats.org/wordprocessingml/2006/main" xmlns:w14="http://schemas.microsoft.com/office/word/2010/wordml" xmlns:w15="http://schemas.microsoft.com/office/word/2012/wordml" xmlns:w16cex="http://schemas.microsoft.com/office/word/2018/wordml/cex" xmlns:w16cid="http://schemas.microsoft.com/office/word/2016/wordml/cid" xmlns:w16="http://schemas.microsoft.com/office/word/2018/wordml" xmlns:w16sdtdh="http://schemas.microsoft.com/office/word/2020/wordml/sdtdatahash" xmlns:w16se="http://schemas.microsoft.com/office/word/2015/wordml/symex" xmlns:wpg="http://schemas.microsoft.com/office/word/2010/wordprocessingGroup" xmlns:wpi="http://schemas.microsoft.com/office/word/2010/wordprocessingInk" xmlns:wne="http://schemas.microsoft.com/office/word/2006/wordml" xmlns:wps="http://schemas.microsoft.com/office/word/2010/wordprocessingShape" mc:Ignorable="w14 w15 w16se w16cid w16 w16cex w16sdtdh wp14">
+<w:numbering xmlns:wpc="http://schemas.microsoft.com/office/word/2010/wordprocessingCanvas" xmlns:cx="http://schemas.microsoft.com/office/drawing/2014/chartex" xmlns:cx1="http://schemas.microsoft.com/office/drawing/2015/9/8/chartex" xmlns:cx2="http://schemas.microsoft.com/office/drawing/2015/10/21/chartex" xmlns:cx3="http://schemas.microsoft.com/office/drawing/2016/5/9/chartex" xmlns:cx4="http://schemas.microsoft.com/office/drawing/2016/5/10/chartex" xmlns:cx5="http://schemas.microsoft.com/office/drawing/2016/5/11/chartex" xmlns:cx6="http://schemas.microsoft.com/office/drawing/2016/5/12/chartex" xmlns:cx7="http://schemas.microsoft.com/office/drawing/2016/5/13/chartex" xmlns:cx8="http://schemas.microsoft.com/office/drawing/2016/5/14/chartex" xmlns:mc="http://schemas.openxmlformats.org/markup-compatibility/2006" xmlns:aink="http://schemas.microsoft.com/office/drawing/2016/ink" xmlns:am3d="http://schemas.microsoft.com/office/drawing/2017/model3d" xmlns:o="urn:schemas-microsoft-com:office:office" xmlns:oel="http://schemas.microsoft.com/office/2019/extlst" xmlns:r="http://schemas.openxmlformats.org/officeDocument/2006/relationships" xmlns:m="http://schemas.openxmlformats.org/officeDocument/2006/math" xmlns:v="urn:schemas-microsoft-com:vml" xmlns:wp14="http://schemas.microsoft.com/office/word/2010/wordprocessingDrawing" xmlns:wp="http://schemas.openxmlformats.org/drawingml/2006/wordprocessingDrawing" xmlns:w10="urn:schemas-microsoft-com:office:word" xmlns:w="http://schemas.openxmlformats.org/wordprocessingml/2006/main" xmlns:w14="http://schemas.microsoft.com/office/word/2010/wordml" xmlns:w15="http://schemas.microsoft.com/office/word/2012/wordml" xmlns:w16cex="http://schemas.microsoft.com/office/word/2018/wordml/cex" xmlns:w16cid="http://schemas.microsoft.com/office/word/2016/wordml/cid" xmlns:w16="http://schemas.microsoft.com/office/word/2018/wordml" xmlns:w16du="http://schemas.microsoft.com/office/word/2023/wordml/word16du" xmlns:w16sdtdh="http://schemas.microsoft.com/office/word/2020/wordml/sdtdatahash" xmlns:w16sdtfl="http://schemas.microsoft.com/office/word/2024/wordml/sdtformatlock" xmlns:w16se="http://schemas.microsoft.com/office/word/2015/wordml/symex" xmlns:wpg="http://schemas.microsoft.com/office/word/2010/wordprocessingGroup" xmlns:wpi="http://schemas.microsoft.com/office/word/2010/wordprocessingInk" xmlns:wne="http://schemas.microsoft.com/office/word/2006/wordml" xmlns:wps="http://schemas.microsoft.com/office/word/2010/wordprocessingShape" mc:Ignorable="w14 w15 w16se w16cid w16 w16cex w16sdtdh w16sdtfl w16du wp14">
   <w:abstractNum w:abstractNumId="0" w15:restartNumberingAfterBreak="0">
     <w:nsid w:val="25FC6145"/>
     <w:multiLevelType w:val="multilevel"/>
@@ -1237,8 +1398,16 @@
 </w:numbering>
 </file>
 
+<file path=word/people.xml><?xml version="1.0" encoding="utf-8"?>
+<w15:people xmlns:wpc="http://schemas.microsoft.com/office/word/2010/wordprocessingCanvas" xmlns:cx="http://schemas.microsoft.com/office/drawing/2014/chartex" xmlns:cx1="http://schemas.microsoft.com/office/drawing/2015/9/8/chartex" xmlns:cx2="http://schemas.microsoft.com/office/drawing/2015/10/21/chartex" xmlns:cx3="http://schemas.microsoft.com/office/drawing/2016/5/9/chartex" xmlns:cx4="http://schemas.microsoft.com/office/drawing/2016/5/10/chartex" xmlns:cx5="http://schemas.microsoft.com/office/drawing/2016/5/11/chartex" xmlns:cx6="http://schemas.microsoft.com/office/drawing/2016/5/12/chartex" xmlns:cx7="http://schemas.microsoft.com/office/drawing/2016/5/13/chartex" xmlns:cx8="http://schemas.microsoft.com/office/drawing/2016/5/14/chartex" xmlns:mc="http://schemas.openxmlformats.org/markup-compatibility/2006" xmlns:aink="http://schemas.microsoft.com/office/drawing/2016/ink" xmlns:am3d="http://schemas.microsoft.com/office/drawing/2017/model3d" xmlns:o="urn:schemas-microsoft-com:office:office" xmlns:oel="http://schemas.microsoft.com/office/2019/extlst" xmlns:r="http://schemas.openxmlformats.org/officeDocument/2006/relationships" xmlns:m="http://schemas.openxmlformats.org/officeDocument/2006/math" xmlns:v="urn:schemas-microsoft-com:vml" xmlns:wp14="http://schemas.microsoft.com/office/word/2010/wordprocessingDrawing" xmlns:wp="http://schemas.openxmlformats.org/drawingml/2006/wordprocessingDrawing" xmlns:w10="urn:schemas-microsoft-com:office:word" xmlns:w="http://schemas.openxmlformats.org/wordprocessingml/2006/main" xmlns:w14="http://schemas.microsoft.com/office/word/2010/wordml" xmlns:w15="http://schemas.microsoft.com/office/word/2012/wordml" xmlns:w16cex="http://schemas.microsoft.com/office/word/2018/wordml/cex" xmlns:w16cid="http://schemas.microsoft.com/office/word/2016/wordml/cid" xmlns:w16="http://schemas.microsoft.com/office/word/2018/wordml" xmlns:w16du="http://schemas.microsoft.com/office/word/2023/wordml/word16du" xmlns:w16sdtdh="http://schemas.microsoft.com/office/word/2020/wordml/sdtdatahash" xmlns:w16sdtfl="http://schemas.microsoft.com/office/word/2024/wordml/sdtformatlock" xmlns:w16se="http://schemas.microsoft.com/office/word/2015/wordml/symex" xmlns:wpg="http://schemas.microsoft.com/office/word/2010/wordprocessingGroup" xmlns:wpi="http://schemas.microsoft.com/office/word/2010/wordprocessingInk" xmlns:wne="http://schemas.microsoft.com/office/word/2006/wordml" xmlns:wps="http://schemas.microsoft.com/office/word/2010/wordprocessingShape" mc:Ignorable="w14 w15 w16se w16cid w16 w16cex w16sdtdh w16sdtfl w16du wp14">
+  <w15:person w15:author="毅 周">
+    <w15:presenceInfo w15:providerId="Windows Live" w15:userId="f48e0eb5d52edf55"/>
+  </w15:person>
+</w15:people>
+</file>
+
 <file path=word/styles.xml><?xml version="1.0" encoding="utf-8"?>
-<w:styles xmlns:mc="http://schemas.openxmlformats.org/markup-compatibility/2006" xmlns:r="http://schemas.openxmlformats.org/officeDocument/2006/relationships" xmlns:w="http://schemas.openxmlformats.org/wordprocessingml/2006/main" xmlns:w14="http://schemas.microsoft.com/office/word/2010/wordml" xmlns:w15="http://schemas.microsoft.com/office/word/2012/wordml" xmlns:w16cex="http://schemas.microsoft.com/office/word/2018/wordml/cex" xmlns:w16cid="http://schemas.microsoft.com/office/word/2016/wordml/cid" xmlns:w16="http://schemas.microsoft.com/office/word/2018/wordml" xmlns:w16sdtdh="http://schemas.microsoft.com/office/word/2020/wordml/sdtdatahash" xmlns:w16se="http://schemas.microsoft.com/office/word/2015/wordml/symex" mc:Ignorable="w14 w15 w16se w16cid w16 w16cex w16sdtdh">
+<w:styles xmlns:mc="http://schemas.openxmlformats.org/markup-compatibility/2006" xmlns:r="http://schemas.openxmlformats.org/officeDocument/2006/relationships" xmlns:w="http://schemas.openxmlformats.org/wordprocessingml/2006/main" xmlns:w14="http://schemas.microsoft.com/office/word/2010/wordml" xmlns:w15="http://schemas.microsoft.com/office/word/2012/wordml" xmlns:w16cex="http://schemas.microsoft.com/office/word/2018/wordml/cex" xmlns:w16cid="http://schemas.microsoft.com/office/word/2016/wordml/cid" xmlns:w16="http://schemas.microsoft.com/office/word/2018/wordml" xmlns:w16du="http://schemas.microsoft.com/office/word/2023/wordml/word16du" xmlns:w16sdtdh="http://schemas.microsoft.com/office/word/2020/wordml/sdtdatahash" xmlns:w16sdtfl="http://schemas.microsoft.com/office/word/2024/wordml/sdtformatlock" xmlns:w16se="http://schemas.microsoft.com/office/word/2015/wordml/symex" mc:Ignorable="w14 w15 w16se w16cid w16 w16cex w16sdtdh w16sdtfl w16du">
   <w:docDefaults>
     <w:rPrDefault>
       <w:rPr>
@@ -2194,6 +2363,122 @@
       <w:sz w:val="24"/>
     </w:rPr>
   </w:style>
+  <w:style w:type="paragraph" w:styleId="af1">
+    <w:name w:val="header"/>
+    <w:basedOn w:val="a"/>
+    <w:link w:val="af2"/>
+    <w:uiPriority w:val="99"/>
+    <w:unhideWhenUsed/>
+    <w:rsid w:val="00141CDA"/>
+    <w:pPr>
+      <w:tabs>
+        <w:tab w:val="center" w:pos="4153"/>
+        <w:tab w:val="right" w:pos="8306"/>
+      </w:tabs>
+      <w:snapToGrid w:val="0"/>
+      <w:spacing w:line="240" w:lineRule="auto"/>
+      <w:jc w:val="center"/>
+    </w:pPr>
+    <w:rPr>
+      <w:sz w:val="18"/>
+      <w:szCs w:val="18"/>
+    </w:rPr>
+  </w:style>
+  <w:style w:type="character" w:customStyle="1" w:styleId="af2">
+    <w:name w:val="页眉 字符"/>
+    <w:basedOn w:val="a0"/>
+    <w:link w:val="af1"/>
+    <w:uiPriority w:val="99"/>
+    <w:rsid w:val="00141CDA"/>
+    <w:rPr>
+      <w:sz w:val="18"/>
+      <w:szCs w:val="18"/>
+    </w:rPr>
+  </w:style>
+  <w:style w:type="paragraph" w:styleId="af3">
+    <w:name w:val="footer"/>
+    <w:basedOn w:val="a"/>
+    <w:link w:val="af4"/>
+    <w:uiPriority w:val="99"/>
+    <w:unhideWhenUsed/>
+    <w:rsid w:val="00141CDA"/>
+    <w:pPr>
+      <w:tabs>
+        <w:tab w:val="center" w:pos="4153"/>
+        <w:tab w:val="right" w:pos="8306"/>
+      </w:tabs>
+      <w:snapToGrid w:val="0"/>
+      <w:spacing w:line="240" w:lineRule="auto"/>
+    </w:pPr>
+    <w:rPr>
+      <w:sz w:val="18"/>
+      <w:szCs w:val="18"/>
+    </w:rPr>
+  </w:style>
+  <w:style w:type="character" w:customStyle="1" w:styleId="af4">
+    <w:name w:val="页脚 字符"/>
+    <w:basedOn w:val="a0"/>
+    <w:link w:val="af3"/>
+    <w:uiPriority w:val="99"/>
+    <w:rsid w:val="00141CDA"/>
+    <w:rPr>
+      <w:sz w:val="18"/>
+      <w:szCs w:val="18"/>
+    </w:rPr>
+  </w:style>
+  <w:style w:type="character" w:styleId="af5">
+    <w:name w:val="annotation reference"/>
+    <w:basedOn w:val="a0"/>
+    <w:uiPriority w:val="99"/>
+    <w:semiHidden/>
+    <w:unhideWhenUsed/>
+    <w:rsid w:val="00141CDA"/>
+    <w:rPr>
+      <w:sz w:val="21"/>
+      <w:szCs w:val="21"/>
+    </w:rPr>
+  </w:style>
+  <w:style w:type="paragraph" w:styleId="af6">
+    <w:name w:val="annotation text"/>
+    <w:basedOn w:val="a"/>
+    <w:link w:val="af7"/>
+    <w:uiPriority w:val="99"/>
+    <w:unhideWhenUsed/>
+    <w:rsid w:val="00141CDA"/>
+  </w:style>
+  <w:style w:type="character" w:customStyle="1" w:styleId="af7">
+    <w:name w:val="批注文字 字符"/>
+    <w:basedOn w:val="a0"/>
+    <w:link w:val="af6"/>
+    <w:uiPriority w:val="99"/>
+    <w:rsid w:val="00141CDA"/>
+  </w:style>
+  <w:style w:type="paragraph" w:styleId="af8">
+    <w:name w:val="annotation subject"/>
+    <w:basedOn w:val="af6"/>
+    <w:next w:val="af6"/>
+    <w:link w:val="af9"/>
+    <w:uiPriority w:val="99"/>
+    <w:semiHidden/>
+    <w:unhideWhenUsed/>
+    <w:rsid w:val="00141CDA"/>
+    <w:rPr>
+      <w:b/>
+      <w:bCs/>
+    </w:rPr>
+  </w:style>
+  <w:style w:type="character" w:customStyle="1" w:styleId="af9">
+    <w:name w:val="批注主题 字符"/>
+    <w:basedOn w:val="af7"/>
+    <w:link w:val="af8"/>
+    <w:uiPriority w:val="99"/>
+    <w:semiHidden/>
+    <w:rsid w:val="00141CDA"/>
+    <w:rPr>
+      <w:b/>
+      <w:bCs/>
+    </w:rPr>
+  </w:style>
 </w:styles>
 </file>
 
